--- a/1.docx
+++ b/1.docx
@@ -1294,8 +1294,852 @@
       </w:r>
     </w:p>
     <w:p>
+      <w:pPr>
+        <w:rPr>
+          <w:rtl/>
+        </w:rPr>
+      </w:pPr>
       <w:r>
         <w:t>ON CONFLICT DO NOTHING;</w:t>
+      </w:r>
+    </w:p>
+    <w:p>
+      <w:pPr>
+        <w:rPr>
+          <w:rtl/>
+        </w:rPr>
+      </w:pPr>
+    </w:p>
+    <w:p>
+      <w:pPr>
+        <w:rPr>
+          <w:rtl/>
+        </w:rPr>
+      </w:pPr>
+    </w:p>
+    <w:p>
+      <w:pPr>
+        <w:pBdr>
+          <w:bottom w:val="single" w:sz="6" w:space="1" w:color="auto"/>
+        </w:pBdr>
+        <w:rPr>
+          <w:rtl/>
+        </w:rPr>
+      </w:pPr>
+    </w:p>
+    <w:p>
+      <w:pPr>
+        <w:rPr>
+          <w:rtl/>
+        </w:rPr>
+      </w:pPr>
+    </w:p>
+    <w:p>
+      <w:pPr>
+        <w:rPr>
+          <w:rtl/>
+        </w:rPr>
+      </w:pPr>
+    </w:p>
+    <w:p>
+      <w:r>
+        <w:t xml:space="preserve">-- 1. </w:t>
+      </w:r>
+      <w:r>
+        <w:rPr>
+          <w:rFonts w:cs="Arial"/>
+          <w:rtl/>
+        </w:rPr>
+        <w:t>تنظيف الداتابيز وتصفير العدادات</w:t>
+      </w:r>
+    </w:p>
+    <w:p>
+      <w:r>
+        <w:t>ALTER TABLE "Department" DROP CONSTRAINT IF EXISTS unique_department_name;</w:t>
+      </w:r>
+    </w:p>
+    <w:p>
+      <w:r>
+        <w:t>TRUNCATE TABLE "Department_Role", "Department", "Role", "College" RESTART IDENTITY CASCADE;</w:t>
+      </w:r>
+    </w:p>
+    <w:p/>
+    <w:p>
+      <w:r>
+        <w:t xml:space="preserve">-- 2. </w:t>
+      </w:r>
+      <w:r>
+        <w:rPr>
+          <w:rFonts w:cs="Arial"/>
+          <w:rtl/>
+        </w:rPr>
+        <w:t>إدخال الكليات والأدوار</w:t>
+      </w:r>
+    </w:p>
+    <w:p>
+      <w:r>
+        <w:t>INSERT INTO "College" (college_id, college_name) VALUES</w:t>
+      </w:r>
+    </w:p>
+    <w:p>
+      <w:r>
+        <w:t>(1, '</w:t>
+      </w:r>
+      <w:r>
+        <w:rPr>
+          <w:rFonts w:cs="Arial"/>
+          <w:rtl/>
+        </w:rPr>
+        <w:t>الحاسبات والذكاء الاصطناعي</w:t>
+      </w:r>
+      <w:r>
+        <w:t>'),</w:t>
+      </w:r>
+    </w:p>
+    <w:p>
+      <w:r>
+        <w:t>(2, '</w:t>
+      </w:r>
+      <w:r>
+        <w:rPr>
+          <w:rFonts w:cs="Arial"/>
+          <w:rtl/>
+        </w:rPr>
+        <w:t>الألسن</w:t>
+      </w:r>
+      <w:r>
+        <w:t>'),</w:t>
+      </w:r>
+    </w:p>
+    <w:p>
+      <w:r>
+        <w:t>(3, '</w:t>
+      </w:r>
+      <w:r>
+        <w:rPr>
+          <w:rFonts w:cs="Arial"/>
+          <w:rtl/>
+        </w:rPr>
+        <w:t>سياحة وفنادق</w:t>
+      </w:r>
+      <w:r>
+        <w:t>');</w:t>
+      </w:r>
+    </w:p>
+    <w:p/>
+    <w:p>
+      <w:r>
+        <w:t>INSERT INTO "Role" (role_level) VALUES (0), (1), (2);</w:t>
+      </w:r>
+    </w:p>
+    <w:p/>
+    <w:p>
+      <w:r>
+        <w:t xml:space="preserve">-- 3. </w:t>
+      </w:r>
+      <w:r>
+        <w:rPr>
+          <w:rFonts w:cs="Arial"/>
+          <w:rtl/>
+        </w:rPr>
+        <w:t>إدخال قسم إدارة النظام</w:t>
+      </w:r>
+      <w:r>
+        <w:t xml:space="preserve"> (System Admin) </w:t>
+      </w:r>
+      <w:r>
+        <w:rPr>
+          <w:rFonts w:cs="Arial"/>
+          <w:rtl/>
+        </w:rPr>
+        <w:t>بـ</w:t>
+      </w:r>
+      <w:r>
+        <w:t xml:space="preserve"> ID = 0</w:t>
+      </w:r>
+    </w:p>
+    <w:p>
+      <w:r>
+        <w:t>INSERT INTO "Department" (department_id, department_name, college_id)</w:t>
+      </w:r>
+    </w:p>
+    <w:p>
+      <w:r>
+        <w:t xml:space="preserve">OVERRIDING SYSTEM VALUE </w:t>
+      </w:r>
+    </w:p>
+    <w:p>
+      <w:r>
+        <w:t>VALUES (0, 'System Administration', NULL)</w:t>
+      </w:r>
+    </w:p>
+    <w:p>
+      <w:r>
+        <w:t>ON CONFLICT (department_id) DO NOTHING;</w:t>
+      </w:r>
+    </w:p>
+    <w:p/>
+    <w:p>
+      <w:r>
+        <w:t xml:space="preserve">-- 4. </w:t>
+      </w:r>
+      <w:r>
+        <w:rPr>
+          <w:rFonts w:cs="Arial"/>
+          <w:rtl/>
+        </w:rPr>
+        <w:t>إدخال الأقسام المركزية</w:t>
+      </w:r>
+      <w:r>
+        <w:t xml:space="preserve"> (</w:t>
+      </w:r>
+      <w:r>
+        <w:rPr>
+          <w:rFonts w:cs="Arial"/>
+          <w:rtl/>
+        </w:rPr>
+        <w:t>بدون عمود</w:t>
+      </w:r>
+      <w:r>
+        <w:t xml:space="preserve"> department_type)</w:t>
+      </w:r>
+    </w:p>
+    <w:p>
+      <w:r>
+        <w:t>INSERT INTO "Department" (department_name, college_id) VALUES</w:t>
+      </w:r>
+    </w:p>
+    <w:p>
+      <w:r>
+        <w:t>('</w:t>
+      </w:r>
+      <w:r>
+        <w:rPr>
+          <w:rFonts w:cs="Arial"/>
+          <w:rtl/>
+        </w:rPr>
+        <w:t>مكتب رئيس الجامعة (مركزي)</w:t>
+      </w:r>
+      <w:r>
+        <w:t>', NULL),</w:t>
+      </w:r>
+    </w:p>
+    <w:p>
+      <w:r>
+        <w:lastRenderedPageBreak/>
+        <w:t>('</w:t>
+      </w:r>
+      <w:r>
+        <w:rPr>
+          <w:rFonts w:cs="Arial"/>
+          <w:rtl/>
+        </w:rPr>
+        <w:t>وكيل الجامعة لشئون التعليم والطلاب (مركزي)</w:t>
+      </w:r>
+      <w:r>
+        <w:t>', NULL),</w:t>
+      </w:r>
+    </w:p>
+    <w:p>
+      <w:r>
+        <w:t>('</w:t>
+      </w:r>
+      <w:r>
+        <w:rPr>
+          <w:rFonts w:cs="Arial"/>
+          <w:rtl/>
+        </w:rPr>
+        <w:t>وكيل الجامعة لشئون البيئة وخدمة المجتمع (مركزي)</w:t>
+      </w:r>
+      <w:r>
+        <w:t>', NULL),</w:t>
+      </w:r>
+    </w:p>
+    <w:p>
+      <w:r>
+        <w:t>('</w:t>
+      </w:r>
+      <w:r>
+        <w:rPr>
+          <w:rFonts w:cs="Arial"/>
+          <w:rtl/>
+        </w:rPr>
+        <w:t>وكيل الجامعة لشئون الدراسات العليا (مركزي)</w:t>
+      </w:r>
+      <w:r>
+        <w:t>', NULL),</w:t>
+      </w:r>
+    </w:p>
+    <w:p>
+      <w:r>
+        <w:t>('</w:t>
+      </w:r>
+      <w:r>
+        <w:rPr>
+          <w:rFonts w:cs="Arial"/>
+          <w:rtl/>
+        </w:rPr>
+        <w:t>الأمين العام (مركزي)</w:t>
+      </w:r>
+      <w:r>
+        <w:t>', NULL),</w:t>
+      </w:r>
+    </w:p>
+    <w:p>
+      <w:r>
+        <w:t>('</w:t>
+      </w:r>
+      <w:r>
+        <w:rPr>
+          <w:rFonts w:cs="Arial"/>
+          <w:rtl/>
+        </w:rPr>
+        <w:t>إدارة الحسابات والموازنة (مركزي)</w:t>
+      </w:r>
+      <w:r>
+        <w:t>', NULL),</w:t>
+      </w:r>
+    </w:p>
+    <w:p>
+      <w:r>
+        <w:t>('</w:t>
+      </w:r>
+      <w:r>
+        <w:rPr>
+          <w:rFonts w:cs="Arial"/>
+          <w:rtl/>
+        </w:rPr>
+        <w:t>التعاقدات (مركزي)</w:t>
+      </w:r>
+      <w:r>
+        <w:t>', NULL),</w:t>
+      </w:r>
+    </w:p>
+    <w:p>
+      <w:r>
+        <w:t>('</w:t>
+      </w:r>
+      <w:r>
+        <w:rPr>
+          <w:rFonts w:cs="Arial"/>
+          <w:rtl/>
+        </w:rPr>
+        <w:t>القيد والحفظ (مركزي)</w:t>
+      </w:r>
+      <w:r>
+        <w:t>', NULL),</w:t>
+      </w:r>
+    </w:p>
+    <w:p>
+      <w:r>
+        <w:t>('</w:t>
+      </w:r>
+      <w:r>
+        <w:rPr>
+          <w:rFonts w:cs="Arial"/>
+          <w:rtl/>
+        </w:rPr>
+        <w:t>المخازن (مركزي)</w:t>
+      </w:r>
+      <w:r>
+        <w:t>', NULL),</w:t>
+      </w:r>
+    </w:p>
+    <w:p>
+      <w:r>
+        <w:t>('</w:t>
+      </w:r>
+      <w:r>
+        <w:rPr>
+          <w:rFonts w:cs="Arial"/>
+          <w:rtl/>
+        </w:rPr>
+        <w:t>أمانة مجلس الجامعة (مركزي)</w:t>
+      </w:r>
+      <w:r>
+        <w:t>', NULL),</w:t>
+      </w:r>
+    </w:p>
+    <w:p>
+      <w:r>
+        <w:t>('</w:t>
+      </w:r>
+      <w:r>
+        <w:rPr>
+          <w:rFonts w:cs="Arial"/>
+          <w:rtl/>
+        </w:rPr>
+        <w:t>علاقات عامة (مركزي)</w:t>
+      </w:r>
+      <w:r>
+        <w:t>', NULL),</w:t>
+      </w:r>
+    </w:p>
+    <w:p>
+      <w:r>
+        <w:t>('</w:t>
+      </w:r>
+      <w:r>
+        <w:rPr>
+          <w:rFonts w:cs="Arial"/>
+          <w:rtl/>
+        </w:rPr>
+        <w:t>علاقات ثقافية (مركزي)</w:t>
+      </w:r>
+      <w:r>
+        <w:t>', NULL),</w:t>
+      </w:r>
+    </w:p>
+    <w:p>
+      <w:r>
+        <w:t>('</w:t>
+      </w:r>
+      <w:r>
+        <w:rPr>
+          <w:rFonts w:cs="Arial"/>
+          <w:rtl/>
+        </w:rPr>
+        <w:t>الأمن (مركزي)</w:t>
+      </w:r>
+      <w:r>
+        <w:t>', NULL),</w:t>
+      </w:r>
+    </w:p>
+    <w:p>
+      <w:r>
+        <w:t>('</w:t>
+      </w:r>
+      <w:r>
+        <w:rPr>
+          <w:rFonts w:cs="Arial"/>
+          <w:rtl/>
+        </w:rPr>
+        <w:t>الموارد البشرية المركزية</w:t>
+      </w:r>
+      <w:r>
+        <w:t>', NULL),</w:t>
+      </w:r>
+    </w:p>
+    <w:p>
+      <w:r>
+        <w:t>('</w:t>
+      </w:r>
+      <w:r>
+        <w:rPr>
+          <w:rFonts w:cs="Arial"/>
+          <w:rtl/>
+        </w:rPr>
+        <w:t>رعاية الشباب (مركزي)</w:t>
+      </w:r>
+      <w:r>
+        <w:t>', NULL),</w:t>
+      </w:r>
+    </w:p>
+    <w:p>
+      <w:r>
+        <w:t>('</w:t>
+      </w:r>
+      <w:r>
+        <w:rPr>
+          <w:rFonts w:cs="Arial"/>
+          <w:rtl/>
+        </w:rPr>
+        <w:t>شئون الطلاب المركزية</w:t>
+      </w:r>
+      <w:r>
+        <w:t>', NULL),</w:t>
+      </w:r>
+    </w:p>
+    <w:p>
+      <w:r>
+        <w:t>('</w:t>
+      </w:r>
+      <w:r>
+        <w:rPr>
+          <w:rFonts w:cs="Arial"/>
+          <w:rtl/>
+        </w:rPr>
+        <w:t>الحسابات المركزية</w:t>
+      </w:r>
+      <w:r>
+        <w:t>', NULL),</w:t>
+      </w:r>
+    </w:p>
+    <w:p>
+      <w:r>
+        <w:t>('</w:t>
+      </w:r>
+      <w:r>
+        <w:rPr>
+          <w:rFonts w:cs="Arial"/>
+          <w:rtl/>
+        </w:rPr>
+        <w:t>التخطيط (مركزي)</w:t>
+      </w:r>
+      <w:r>
+        <w:t>', NULL),</w:t>
+      </w:r>
+    </w:p>
+    <w:p>
+      <w:r>
+        <w:t>('</w:t>
+      </w:r>
+      <w:r>
+        <w:rPr>
+          <w:rFonts w:cs="Arial"/>
+          <w:rtl/>
+        </w:rPr>
+        <w:t>الدراسات العليا المركزية</w:t>
+      </w:r>
+      <w:r>
+        <w:t>', NULL),</w:t>
+      </w:r>
+    </w:p>
+    <w:p>
+      <w:r>
+        <w:t>('</w:t>
+      </w:r>
+      <w:r>
+        <w:rPr>
+          <w:rFonts w:cs="Arial"/>
+          <w:rtl/>
+        </w:rPr>
+        <w:t>وحدة الـ</w:t>
+      </w:r>
+      <w:r>
+        <w:t xml:space="preserve"> IT (</w:t>
+      </w:r>
+      <w:r>
+        <w:rPr>
+          <w:rFonts w:cs="Arial"/>
+          <w:rtl/>
+        </w:rPr>
+        <w:t>مركزي</w:t>
+      </w:r>
+      <w:r>
+        <w:t>)', NULL),</w:t>
+      </w:r>
+    </w:p>
+    <w:p>
+      <w:r>
+        <w:t>('</w:t>
+      </w:r>
+      <w:r>
+        <w:rPr>
+          <w:rFonts w:cs="Arial"/>
+          <w:rtl/>
+        </w:rPr>
+        <w:t>إدارة المشروعات (مركزي)</w:t>
+      </w:r>
+      <w:r>
+        <w:t>', NULL),</w:t>
+      </w:r>
+    </w:p>
+    <w:p>
+      <w:r>
+        <w:t>('</w:t>
+      </w:r>
+      <w:r>
+        <w:rPr>
+          <w:rFonts w:cs="Arial"/>
+          <w:rtl/>
+        </w:rPr>
+        <w:t>إدارة البعثات (مركزي)</w:t>
+      </w:r>
+      <w:r>
+        <w:t>', NULL),</w:t>
+      </w:r>
+    </w:p>
+    <w:p>
+      <w:r>
+        <w:t>('</w:t>
+      </w:r>
+      <w:r>
+        <w:rPr>
+          <w:rFonts w:cs="Arial"/>
+          <w:rtl/>
+        </w:rPr>
+        <w:t>المراكز والوحدات ذات الطابع الخاص (مركزي)</w:t>
+      </w:r>
+      <w:r>
+        <w:t>', NULL);</w:t>
+      </w:r>
+    </w:p>
+    <w:p/>
+    <w:p>
+      <w:r>
+        <w:t xml:space="preserve">-- 5. </w:t>
+      </w:r>
+      <w:r>
+        <w:rPr>
+          <w:rFonts w:cs="Arial"/>
+          <w:rtl/>
+        </w:rPr>
+        <w:t>إدخال إدارات الكليات</w:t>
+      </w:r>
+      <w:r>
+        <w:t xml:space="preserve"> (</w:t>
+      </w:r>
+      <w:r>
+        <w:rPr>
+          <w:rFonts w:cs="Arial"/>
+          <w:rtl/>
+        </w:rPr>
+        <w:t>بدون عمود</w:t>
+      </w:r>
+      <w:r>
+        <w:t xml:space="preserve"> department_type)</w:t>
+      </w:r>
+    </w:p>
+    <w:p>
+      <w:r>
+        <w:t>INSERT INTO "Department" (department_name, college_id)</w:t>
+      </w:r>
+    </w:p>
+    <w:p>
+      <w:r>
+        <w:t>SELECT d_name, c.college_id</w:t>
+      </w:r>
+    </w:p>
+    <w:p>
+      <w:r>
+        <w:t>FROM (VALUES</w:t>
+      </w:r>
+    </w:p>
+    <w:p>
+      <w:r>
+        <w:rPr>
+          <w:rFonts w:cs="Arial"/>
+          <w:rtl/>
+        </w:rPr>
+        <w:t>('مكتب عميد الكلية'), ('وكيل الكلية لشئون التعليم والطلاب'), ('وكيل الكلية لشئون الدراسات العليا')</w:t>
+      </w:r>
+      <w:r>
+        <w:t>,</w:t>
+      </w:r>
+    </w:p>
+    <w:p>
+      <w:r>
+        <w:rPr>
+          <w:rFonts w:cs="Arial"/>
+          <w:rtl/>
+        </w:rPr>
+        <w:t>('وكيل الكلية لشئون البيئة وخدمة المجتمع'), ('رؤساء الاقسام'), ('وحدة الجودة')</w:t>
+      </w:r>
+      <w:r>
+        <w:t>,</w:t>
+      </w:r>
+    </w:p>
+    <w:p>
+      <w:r>
+        <w:rPr>
+          <w:rFonts w:cs="Arial"/>
+          <w:rtl/>
+        </w:rPr>
+        <w:t>('شئون العاملين'), ('شئون الطلاب'), ('الحسابات'), ('المخازن'), ('الكنترول')</w:t>
+      </w:r>
+      <w:r>
+        <w:t>,</w:t>
+      </w:r>
+    </w:p>
+    <w:p>
+      <w:r>
+        <w:rPr>
+          <w:rFonts w:cs="Arial"/>
+          <w:rtl/>
+        </w:rPr>
+        <w:t>('الأمن'), ('العلاقات العامة')</w:t>
+      </w:r>
+      <w:r>
+        <w:t>, ('</w:t>
+      </w:r>
+      <w:r>
+        <w:rPr>
+          <w:rFonts w:cs="Arial"/>
+          <w:rtl/>
+        </w:rPr>
+        <w:t>وحدة</w:t>
+      </w:r>
+      <w:r>
+        <w:t xml:space="preserve"> IT'), </w:t>
+      </w:r>
+      <w:r>
+        <w:rPr>
+          <w:rFonts w:cs="Arial"/>
+          <w:rtl/>
+        </w:rPr>
+        <w:t>('القيد والحفظ'), ('المعامل')</w:t>
+      </w:r>
+      <w:r>
+        <w:t>,</w:t>
+      </w:r>
+    </w:p>
+    <w:p>
+      <w:r>
+        <w:rPr>
+          <w:rFonts w:cs="Arial"/>
+          <w:rtl/>
+        </w:rPr>
+        <w:lastRenderedPageBreak/>
+        <w:t>('المكتبة'), ('أمين الكلية'), ('الدراسات العليا')</w:t>
+      </w:r>
+    </w:p>
+    <w:p>
+      <w:r>
+        <w:t>) AS DepNames(d_name)</w:t>
+      </w:r>
+    </w:p>
+    <w:p>
+      <w:r>
+        <w:t>CROSS JOIN "College" c</w:t>
+      </w:r>
+    </w:p>
+    <w:p>
+      <w:r>
+        <w:t>WHERE c.college_id IN (1, 2, 3);</w:t>
+      </w:r>
+    </w:p>
+    <w:p/>
+    <w:p>
+      <w:r>
+        <w:t xml:space="preserve">-- 6. </w:t>
+      </w:r>
+      <w:r>
+        <w:rPr>
+          <w:rFonts w:cs="Arial"/>
+          <w:rtl/>
+        </w:rPr>
+        <w:t>ربط الأقسام بالأدوار</w:t>
+      </w:r>
+      <w:r>
+        <w:t xml:space="preserve"> (</w:t>
+      </w:r>
+      <w:r>
+        <w:rPr>
+          <w:rFonts w:cs="Arial"/>
+          <w:rtl/>
+        </w:rPr>
+        <w:t>بدون الاعتماد على</w:t>
+      </w:r>
+      <w:r>
+        <w:t xml:space="preserve"> department_type)</w:t>
+      </w:r>
+    </w:p>
+    <w:p/>
+    <w:p>
+      <w:r>
+        <w:t xml:space="preserve">-- </w:t>
+      </w:r>
+      <w:r>
+        <w:rPr>
+          <w:rFonts w:cs="Arial"/>
+          <w:rtl/>
+        </w:rPr>
+        <w:t>أ) ربط قسم مدير النظام بـ</w:t>
+      </w:r>
+      <w:r>
+        <w:t xml:space="preserve"> Role Level 0</w:t>
+      </w:r>
+    </w:p>
+    <w:p>
+      <w:r>
+        <w:t>INSERT INTO "Department_Role" (department_id, role_id)</w:t>
+      </w:r>
+    </w:p>
+    <w:p>
+      <w:r>
+        <w:t xml:space="preserve">SELECT 0, r.role_id       </w:t>
+      </w:r>
+    </w:p>
+    <w:p>
+      <w:r>
+        <w:t>FROM "Role" r</w:t>
+      </w:r>
+    </w:p>
+    <w:p>
+      <w:r>
+        <w:t>WHERE r.role_level = 0</w:t>
+      </w:r>
+    </w:p>
+    <w:p>
+      <w:r>
+        <w:t>ON CONFLICT DO NOTHING;</w:t>
+      </w:r>
+    </w:p>
+    <w:p/>
+    <w:p>
+      <w:r>
+        <w:t xml:space="preserve">-- </w:t>
+      </w:r>
+      <w:r>
+        <w:rPr>
+          <w:rFonts w:cs="Arial"/>
+          <w:rtl/>
+        </w:rPr>
+        <w:t>ب) ربط الإدارات المركزية (اللي ملهاش كلية ومش قسم النظام) بدور المستوى 1</w:t>
+      </w:r>
+    </w:p>
+    <w:p>
+      <w:r>
+        <w:t>INSERT INTO "Department_Role" ("department_id", "role_id")</w:t>
+      </w:r>
+    </w:p>
+    <w:p>
+      <w:r>
+        <w:t>SELECT d.department_id, r.role_id</w:t>
+      </w:r>
+    </w:p>
+    <w:p>
+      <w:r>
+        <w:t>FROM "Department" d</w:t>
+      </w:r>
+    </w:p>
+    <w:p>
+      <w:r>
+        <w:t xml:space="preserve">CROSS JOIN "Role" r </w:t>
+      </w:r>
+    </w:p>
+    <w:p>
+      <w:r>
+        <w:t>WHERE d.college_id IS NULL AND d.department_id != 0 AND r.role_level = 1;</w:t>
+      </w:r>
+    </w:p>
+    <w:p/>
+    <w:p>
+      <w:r>
+        <w:t xml:space="preserve">-- </w:t>
+      </w:r>
+      <w:r>
+        <w:rPr>
+          <w:rFonts w:cs="Arial"/>
+          <w:rtl/>
+        </w:rPr>
+        <w:t>ج) ربط إدارات الكليات (اللي ليها كلية) بدور المستوى 2</w:t>
+      </w:r>
+    </w:p>
+    <w:p>
+      <w:r>
+        <w:t>INSERT INTO "Department_Role" ("department_id", "role_id")</w:t>
+      </w:r>
+    </w:p>
+    <w:p>
+      <w:r>
+        <w:t>SELECT d.department_id, r.role_id</w:t>
+      </w:r>
+    </w:p>
+    <w:p>
+      <w:r>
+        <w:t>FROM "Department" d</w:t>
+      </w:r>
+    </w:p>
+    <w:p>
+      <w:r>
+        <w:t xml:space="preserve">CROSS JOIN "Role" r </w:t>
+      </w:r>
+    </w:p>
+    <w:p>
+      <w:r>
+        <w:t>WHERE d.college_id IS NOT NULL AND r.role_level = 2;</w:t>
       </w:r>
     </w:p>
     <w:sectPr>
